--- a/por/docx/24.content.docx
+++ b/por/docx/24.content.docx
@@ -19,7 +19,7 @@
         <w:rPr>
           <w:lang w:val="pt_PT" w:bidi="pt_PT"/>
         </w:rPr>
-        <w:t>Resource: Notas de Estudo - Introduções aos Livros (Tyndale)</w:t>
+        <w:t>Resource: Tyndale Open Study Notes</w:t>
       </w:r>
       <w:r>
         <w:rPr>
@@ -112,7 +112,7 @@
         <w:rPr>
           <w:lang w:val="pt_PT" w:bidi="pt_PT"/>
         </w:rPr>
-        <w:t>Notas de Estudo - Introduções aos Livros (Tyndale)</w:t>
+        <w:t>Tyndale Open Study Notes</w:t>
       </w:r>
     </w:p>
     <w:p>

--- a/por/docx/24.content.docx
+++ b/por/docx/24.content.docx
@@ -19,7 +19,7 @@
         <w:rPr>
           <w:lang w:val="pt_PT" w:bidi="pt_PT"/>
         </w:rPr>
-        <w:t>Resource: Tyndale Open Study Notes</w:t>
+        <w:t>Resource: Aquifer Open Study Notes (Book Intros)</w:t>
       </w:r>
       <w:r>
         <w:rPr>
@@ -112,7 +112,7 @@
         <w:rPr>
           <w:lang w:val="pt_PT" w:bidi="pt_PT"/>
         </w:rPr>
-        <w:t>Tyndale Open Study Notes</w:t>
+        <w:t>Aquifer Open Study Notes (Book Intros)</w:t>
       </w:r>
     </w:p>
     <w:p>

--- a/por/docx/24.content.docx
+++ b/por/docx/24.content.docx
@@ -258,72 +258,48 @@
         </w:rPr>
         <w:t xml:space="preserve">Durante as décadas antes do nascimento de Jeremias, a Assíria dominou o antigo Oriente Próximo, incluindo o Egito por um tempo. O rei Manassés de Judá tornou-se um vassalo da Assíria, jurou lealdade às divindades assírias e adorou ídolos durante a maior parte de seu longo reinado (686–642 a.C.; veja </w:t>
       </w:r>
-      <w:hyperlink r:id="rId13">
-        <w:r>
-          <w:rPr>
-            <w:lang w:val="pt_PT" w:bidi="pt_PT"/>
-          </w:rPr>
-          <w:rPr>
-            <w:color w:val="0000EE"/>
-            <w:u w:val="single"/>
-          </w:rPr>
-          <w:t>2Rs 21.1–7</w:t>
-        </w:r>
-      </w:hyperlink>
+      <w:r>
+        <w:rPr>
+          <w:lang w:val="pt_PT" w:bidi="pt_PT"/>
+        </w:rPr>
+        <w:t>2Rs 21.1–7</w:t>
+      </w:r>
       <w:r>
         <w:rPr>
           <w:lang w:val="pt_PT" w:bidi="pt_PT"/>
         </w:rPr>
         <w:t xml:space="preserve">). Como resultado, o reino de Judá tornou-se um deserto espiritual (mas veja </w:t>
       </w:r>
-      <w:hyperlink r:id="rId14">
-        <w:r>
-          <w:rPr>
-            <w:lang w:val="pt_PT" w:bidi="pt_PT"/>
-          </w:rPr>
-          <w:rPr>
-            <w:color w:val="0000EE"/>
-            <w:u w:val="single"/>
-          </w:rPr>
-          <w:t>2Cr 33.10–17</w:t>
-        </w:r>
-      </w:hyperlink>
+      <w:r>
+        <w:rPr>
+          <w:lang w:val="pt_PT" w:bidi="pt_PT"/>
+        </w:rPr>
+        <w:t>2Cr 33.10–17</w:t>
+      </w:r>
       <w:r>
         <w:rPr>
           <w:lang w:val="pt_PT" w:bidi="pt_PT"/>
         </w:rPr>
         <w:t>). O filho de Manassés, Amom, seguiu o exemplo negativo de seu pai durante seu breve reinado (</w:t>
       </w:r>
-      <w:hyperlink r:id="rId15">
-        <w:r>
-          <w:rPr>
-            <w:lang w:val="pt_PT" w:bidi="pt_PT"/>
-          </w:rPr>
-          <w:rPr>
-            <w:color w:val="0000EE"/>
-            <w:u w:val="single"/>
-          </w:rPr>
-          <w:t>2Rs 21.21</w:t>
-        </w:r>
-      </w:hyperlink>
+      <w:r>
+        <w:rPr>
+          <w:lang w:val="pt_PT" w:bidi="pt_PT"/>
+        </w:rPr>
+        <w:t>2Rs 21.21</w:t>
+      </w:r>
       <w:r>
         <w:rPr>
           <w:lang w:val="pt_PT" w:bidi="pt_PT"/>
         </w:rPr>
         <w:t>). Quando alguns dos servos do palácio em Jerusalém assassinaram Amom (</w:t>
       </w:r>
-      <w:hyperlink r:id="rId16">
-        <w:r>
-          <w:rPr>
-            <w:lang w:val="pt_PT" w:bidi="pt_PT"/>
-          </w:rPr>
-          <w:rPr>
-            <w:color w:val="0000EE"/>
-            <w:u w:val="single"/>
-          </w:rPr>
-          <w:t>2Rs 21.23–24</w:t>
-        </w:r>
-      </w:hyperlink>
+      <w:r>
+        <w:rPr>
+          <w:lang w:val="pt_PT" w:bidi="pt_PT"/>
+        </w:rPr>
+        <w:t>2Rs 21.23–24</w:t>
+      </w:r>
       <w:r>
         <w:rPr>
           <w:lang w:val="pt_PT" w:bidi="pt_PT"/>
@@ -344,36 +320,24 @@
         </w:rPr>
         <w:t>Josias serviu ao Senhor, rejeitando o apoio de seus antepassados ao paganismo. No décimo segundo ano de seu reinado, ele decretou que ídolos e altares pagãos deveriam ser destruídos (</w:t>
       </w:r>
-      <w:hyperlink r:id="rId17">
-        <w:r>
-          <w:rPr>
-            <w:lang w:val="pt_PT" w:bidi="pt_PT"/>
-          </w:rPr>
-          <w:rPr>
-            <w:color w:val="0000EE"/>
-            <w:u w:val="single"/>
-          </w:rPr>
-          <w:t>2Cr 34.3–7</w:t>
-        </w:r>
-      </w:hyperlink>
+      <w:r>
+        <w:rPr>
+          <w:lang w:val="pt_PT" w:bidi="pt_PT"/>
+        </w:rPr>
+        <w:t>2Cr 34.3–7</w:t>
+      </w:r>
       <w:r>
         <w:rPr>
           <w:lang w:val="pt_PT" w:bidi="pt_PT"/>
         </w:rPr>
         <w:t>). No décimo oitavo ano no trono, ele financiou o reparo do Templo para que os sacerdotes e o povo de Judá pudessem adorar o único Deus verdadeiro (</w:t>
       </w:r>
-      <w:hyperlink r:id="rId18">
-        <w:r>
-          <w:rPr>
-            <w:lang w:val="pt_PT" w:bidi="pt_PT"/>
-          </w:rPr>
-          <w:rPr>
-            <w:color w:val="0000EE"/>
-            <w:u w:val="single"/>
-          </w:rPr>
-          <w:t>2Cr 34.8</w:t>
-        </w:r>
-      </w:hyperlink>
+      <w:r>
+        <w:rPr>
+          <w:lang w:val="pt_PT" w:bidi="pt_PT"/>
+        </w:rPr>
+        <w:t>2Cr 34.8</w:t>
+      </w:r>
       <w:r>
         <w:rPr>
           <w:lang w:val="pt_PT" w:bidi="pt_PT"/>
@@ -408,18 +372,12 @@
         </w:rPr>
         <w:t xml:space="preserve">A morte de Josias em batalha com os egípcios em 609 a.C. (veja </w:t>
       </w:r>
-      <w:hyperlink r:id="rId19">
-        <w:r>
-          <w:rPr>
-            <w:lang w:val="pt_PT" w:bidi="pt_PT"/>
-          </w:rPr>
-          <w:rPr>
-            <w:color w:val="0000EE"/>
-            <w:u w:val="single"/>
-          </w:rPr>
-          <w:t>2Rs 23.29</w:t>
-        </w:r>
-      </w:hyperlink>
+      <w:r>
+        <w:rPr>
+          <w:lang w:val="pt_PT" w:bidi="pt_PT"/>
+        </w:rPr>
+        <w:t>2Rs 23.29</w:t>
+      </w:r>
       <w:r>
         <w:rPr>
           <w:lang w:val="pt_PT" w:bidi="pt_PT"/>
@@ -473,18 +431,12 @@
           <w:lang w:val="pt_PT" w:bidi="pt_PT"/>
         </w:rPr>
       </w:r>
-      <w:hyperlink r:id="rId20">
-        <w:r>
-          <w:rPr>
-            <w:lang w:val="pt_PT" w:bidi="pt_PT"/>
-          </w:rPr>
-          <w:rPr>
-            <w:color w:val="0000EE"/>
-            <w:u w:val="single"/>
-          </w:rPr>
-          <w:t>Capítulo 1</w:t>
-        </w:r>
-      </w:hyperlink>
+      <w:r>
+        <w:rPr>
+          <w:lang w:val="pt_PT" w:bidi="pt_PT"/>
+        </w:rPr>
+        <w:t>Capítulo 1</w:t>
+      </w:r>
       <w:r>
         <w:rPr>
           <w:lang w:val="pt_PT" w:bidi="pt_PT"/>
@@ -499,36 +451,24 @@
           <w:lang w:val="pt_PT" w:bidi="pt_PT"/>
         </w:rPr>
       </w:r>
-      <w:hyperlink r:id="rId21">
-        <w:r>
-          <w:rPr>
-            <w:lang w:val="pt_PT" w:bidi="pt_PT"/>
-          </w:rPr>
-          <w:rPr>
-            <w:color w:val="0000EE"/>
-            <w:u w:val="single"/>
-          </w:rPr>
-          <w:t>Capítulos 2–20</w:t>
-        </w:r>
-      </w:hyperlink>
+      <w:r>
+        <w:rPr>
+          <w:lang w:val="pt_PT" w:bidi="pt_PT"/>
+        </w:rPr>
+        <w:t>Capítulos 2–20</w:t>
+      </w:r>
       <w:r>
         <w:rPr>
           <w:lang w:val="pt_PT" w:bidi="pt_PT"/>
         </w:rPr>
         <w:t xml:space="preserve"> (627–605 a.C.) estabelecem as interações dinâmicas entre Deus, Jeremias e o povo de Judá. Através de Jeremias, Deus criticou severamente a adoração pagã em Judá, alertou sobre a invasão do norte e pronunciou um severo castigo. Nos </w:t>
       </w:r>
-      <w:hyperlink r:id="rId22">
-        <w:r>
-          <w:rPr>
-            <w:lang w:val="pt_PT" w:bidi="pt_PT"/>
-          </w:rPr>
-          <w:rPr>
-            <w:color w:val="0000EE"/>
-            <w:u w:val="single"/>
-          </w:rPr>
-          <w:t>capítulos 11–20</w:t>
-        </w:r>
-      </w:hyperlink>
+      <w:r>
+        <w:rPr>
+          <w:lang w:val="pt_PT" w:bidi="pt_PT"/>
+        </w:rPr>
+        <w:t>capítulos 11–20</w:t>
+      </w:r>
       <w:r>
         <w:rPr>
           <w:lang w:val="pt_PT" w:bidi="pt_PT"/>
@@ -543,18 +483,12 @@
           <w:lang w:val="pt_PT" w:bidi="pt_PT"/>
         </w:rPr>
       </w:r>
-      <w:hyperlink r:id="rId23">
-        <w:r>
-          <w:rPr>
-            <w:lang w:val="pt_PT" w:bidi="pt_PT"/>
-          </w:rPr>
-          <w:rPr>
-            <w:color w:val="0000EE"/>
-            <w:u w:val="single"/>
-          </w:rPr>
-          <w:t>Capítulos 21–29</w:t>
-        </w:r>
-      </w:hyperlink>
+      <w:r>
+        <w:rPr>
+          <w:lang w:val="pt_PT" w:bidi="pt_PT"/>
+        </w:rPr>
+        <w:t>Capítulos 21–29</w:t>
+      </w:r>
       <w:r>
         <w:rPr>
           <w:lang w:val="pt_PT" w:bidi="pt_PT"/>
@@ -569,36 +503,24 @@
           <w:lang w:val="pt_PT" w:bidi="pt_PT"/>
         </w:rPr>
       </w:r>
-      <w:hyperlink r:id="rId24">
-        <w:r>
-          <w:rPr>
-            <w:lang w:val="pt_PT" w:bidi="pt_PT"/>
-          </w:rPr>
-          <w:rPr>
-            <w:color w:val="0000EE"/>
-            <w:u w:val="single"/>
-          </w:rPr>
-          <w:t>Capítulos 30–33</w:t>
-        </w:r>
-      </w:hyperlink>
+      <w:r>
+        <w:rPr>
+          <w:lang w:val="pt_PT" w:bidi="pt_PT"/>
+        </w:rPr>
+        <w:t>Capítulos 30–33</w:t>
+      </w:r>
       <w:r>
         <w:rPr>
           <w:lang w:val="pt_PT" w:bidi="pt_PT"/>
         </w:rPr>
         <w:t xml:space="preserve"> (596–588 a.C.) oferecem uma perspectiva positiva ao enfatizarem a possibilidade de restauração para o povo de Judá e vislumbrarem um novo relacionamento de aliança entre Deus e seu povo. A visão se projeta no futuro e anuncia um “descendente justo” (</w:t>
       </w:r>
-      <w:hyperlink r:id="rId25">
-        <w:r>
-          <w:rPr>
-            <w:lang w:val="pt_PT" w:bidi="pt_PT"/>
-          </w:rPr>
-          <w:rPr>
-            <w:color w:val="0000EE"/>
-            <w:u w:val="single"/>
-          </w:rPr>
-          <w:t>33.15</w:t>
-        </w:r>
-      </w:hyperlink>
+      <w:r>
+        <w:rPr>
+          <w:lang w:val="pt_PT" w:bidi="pt_PT"/>
+        </w:rPr>
+        <w:t>33.15</w:t>
+      </w:r>
       <w:r>
         <w:rPr>
           <w:lang w:val="pt_PT" w:bidi="pt_PT"/>
@@ -613,36 +535,24 @@
           <w:lang w:val="pt_PT" w:bidi="pt_PT"/>
         </w:rPr>
       </w:r>
-      <w:hyperlink r:id="rId26">
-        <w:r>
-          <w:rPr>
-            <w:lang w:val="pt_PT" w:bidi="pt_PT"/>
-          </w:rPr>
-          <w:rPr>
-            <w:color w:val="0000EE"/>
-            <w:u w:val="single"/>
-          </w:rPr>
-          <w:t>Capítulos 34–45</w:t>
-        </w:r>
-      </w:hyperlink>
+      <w:r>
+        <w:rPr>
+          <w:lang w:val="pt_PT" w:bidi="pt_PT"/>
+        </w:rPr>
+        <w:t>Capítulos 34–45</w:t>
+      </w:r>
       <w:r>
         <w:rPr>
           <w:lang w:val="pt_PT" w:bidi="pt_PT"/>
         </w:rPr>
         <w:t xml:space="preserve"> (605–580 a.C.) narram o cerco babilônico de Jerusalém, a brecha nas muralhas da cidade e a destruição completa do Templo, da cidade de Jerusalém e do reino de Judá. </w:t>
       </w:r>
-      <w:hyperlink r:id="rId27">
-        <w:r>
-          <w:rPr>
-            <w:lang w:val="pt_PT" w:bidi="pt_PT"/>
-          </w:rPr>
-          <w:rPr>
-            <w:color w:val="0000EE"/>
-            <w:u w:val="single"/>
-          </w:rPr>
-          <w:t>Capítulos 34–36</w:t>
-        </w:r>
-      </w:hyperlink>
+      <w:r>
+        <w:rPr>
+          <w:lang w:val="pt_PT" w:bidi="pt_PT"/>
+        </w:rPr>
+        <w:t>Capítulos 34–36</w:t>
+      </w:r>
       <w:r>
         <w:rPr>
           <w:lang w:val="pt_PT" w:bidi="pt_PT"/>
@@ -657,18 +567,12 @@
           <w:lang w:val="pt_PT" w:bidi="pt_PT"/>
         </w:rPr>
       </w:r>
-      <w:hyperlink r:id="rId28">
-        <w:r>
-          <w:rPr>
-            <w:lang w:val="pt_PT" w:bidi="pt_PT"/>
-          </w:rPr>
-          <w:rPr>
-            <w:color w:val="0000EE"/>
-            <w:u w:val="single"/>
-          </w:rPr>
-          <w:t>Capítulos 46–51</w:t>
-        </w:r>
-      </w:hyperlink>
+      <w:r>
+        <w:rPr>
+          <w:lang w:val="pt_PT" w:bidi="pt_PT"/>
+        </w:rPr>
+        <w:t>Capítulos 46–51</w:t>
+      </w:r>
       <w:r>
         <w:rPr>
           <w:lang w:val="pt_PT" w:bidi="pt_PT"/>
@@ -683,36 +587,24 @@
           <w:lang w:val="pt_PT" w:bidi="pt_PT"/>
         </w:rPr>
       </w:r>
-      <w:hyperlink r:id="rId29">
-        <w:r>
-          <w:rPr>
-            <w:lang w:val="pt_PT" w:bidi="pt_PT"/>
-          </w:rPr>
-          <w:rPr>
-            <w:color w:val="0000EE"/>
-            <w:u w:val="single"/>
-          </w:rPr>
-          <w:t>Capítulo 52</w:t>
-        </w:r>
-      </w:hyperlink>
+      <w:r>
+        <w:rPr>
+          <w:lang w:val="pt_PT" w:bidi="pt_PT"/>
+        </w:rPr>
+        <w:t>Capítulo 52</w:t>
+      </w:r>
       <w:r>
         <w:rPr>
           <w:lang w:val="pt_PT" w:bidi="pt_PT"/>
         </w:rPr>
         <w:t xml:space="preserve"> (586–561 a.C.) descreve os últimos dias de Jerusalém, essencialmente repetindo </w:t>
       </w:r>
-      <w:hyperlink r:id="rId30">
-        <w:r>
-          <w:rPr>
-            <w:lang w:val="pt_PT" w:bidi="pt_PT"/>
-          </w:rPr>
-          <w:rPr>
-            <w:color w:val="0000EE"/>
-            <w:u w:val="single"/>
-          </w:rPr>
-          <w:t>2 Reis 24.18–25.30</w:t>
-        </w:r>
-      </w:hyperlink>
+      <w:r>
+        <w:rPr>
+          <w:lang w:val="pt_PT" w:bidi="pt_PT"/>
+        </w:rPr>
+        <w:t>2 Reis 24.18–25.30</w:t>
+      </w:r>
       <w:r>
         <w:rPr>
           <w:lang w:val="pt_PT" w:bidi="pt_PT"/>
@@ -744,54 +636,36 @@
         </w:rPr>
         <w:t>No quarto ano do reinado do Rei Jeoaquim (605 a.C.), Jeremias ditou uma série de mensagens a Baruque, que as escreveu em um rolo que foi eventualmente entregue ao rei (</w:t>
       </w:r>
-      <w:hyperlink r:id="rId31">
-        <w:r>
-          <w:rPr>
-            <w:lang w:val="pt_PT" w:bidi="pt_PT"/>
-          </w:rPr>
-          <w:rPr>
-            <w:color w:val="0000EE"/>
-            <w:u w:val="single"/>
-          </w:rPr>
-          <w:t>Jr 36.1–26</w:t>
-        </w:r>
-      </w:hyperlink>
+      <w:r>
+        <w:rPr>
+          <w:lang w:val="pt_PT" w:bidi="pt_PT"/>
+        </w:rPr>
+        <w:t>Jr 36.1–26</w:t>
+      </w:r>
       <w:r>
         <w:rPr>
           <w:lang w:val="pt_PT" w:bidi="pt_PT"/>
         </w:rPr>
         <w:t>). O rei destruiu este rolo, mas Jeremias e Baruque reescreveram as mensagens e “acrescentaram muito mais!” (</w:t>
       </w:r>
-      <w:hyperlink r:id="rId32">
-        <w:r>
-          <w:rPr>
-            <w:lang w:val="pt_PT" w:bidi="pt_PT"/>
-          </w:rPr>
-          <w:rPr>
-            <w:color w:val="0000EE"/>
-            <w:u w:val="single"/>
-          </w:rPr>
-          <w:t>36.32</w:t>
-        </w:r>
-      </w:hyperlink>
+      <w:r>
+        <w:rPr>
+          <w:lang w:val="pt_PT" w:bidi="pt_PT"/>
+        </w:rPr>
+        <w:t>36.32</w:t>
+      </w:r>
       <w:r>
         <w:rPr>
           <w:lang w:val="pt_PT" w:bidi="pt_PT"/>
         </w:rPr>
         <w:t xml:space="preserve">). O conteúdo deste segundo rolo provavelmente compõe os capítulos </w:t>
       </w:r>
-      <w:hyperlink r:id="rId21">
-        <w:r>
-          <w:rPr>
-            <w:lang w:val="pt_PT" w:bidi="pt_PT"/>
-          </w:rPr>
-          <w:rPr>
-            <w:color w:val="0000EE"/>
-            <w:u w:val="single"/>
-          </w:rPr>
-          <w:t>2–20</w:t>
-        </w:r>
-      </w:hyperlink>
+      <w:r>
+        <w:rPr>
+          <w:lang w:val="pt_PT" w:bidi="pt_PT"/>
+        </w:rPr>
+        <w:t>2–20</w:t>
+      </w:r>
       <w:r>
         <w:rPr>
           <w:lang w:val="pt_PT" w:bidi="pt_PT"/>
@@ -848,18 +722,12 @@
         </w:rPr>
         <w:t xml:space="preserve">O sistema de mensageiro. O texto de Jeremias é caracterizado por uma estrutura de comunicação chamada “sistema de mensageiro”, comum nos governos reais do antigo Oriente Próximo e ainda em uso hoje. O governante de um país escolhia uma pessoa para entregar mensagens verbais e escritas a outros países. O mensageiro carregava a autoridade de seu governante ao entregar a mensagem. O destinatário aceitava ou rejeitava a mensagem e enviava uma resposta de volta. Se o destinatário rejeitasse a mensagem, ele poderia maltratar o mensageiro e se preparar para a guerra (veja </w:t>
       </w:r>
-      <w:hyperlink r:id="rId33">
-        <w:r>
-          <w:rPr>
-            <w:lang w:val="pt_PT" w:bidi="pt_PT"/>
-          </w:rPr>
-          <w:rPr>
-            <w:color w:val="0000EE"/>
-            <w:u w:val="single"/>
-          </w:rPr>
-          <w:t>2Sm 10.1–19</w:t>
-        </w:r>
-      </w:hyperlink>
+      <w:r>
+        <w:rPr>
+          <w:lang w:val="pt_PT" w:bidi="pt_PT"/>
+        </w:rPr>
+        <w:t>2Sm 10.1–19</w:t>
+      </w:r>
       <w:r>
         <w:rPr>
           <w:lang w:val="pt_PT" w:bidi="pt_PT"/>
@@ -880,18 +748,12 @@
         </w:rPr>
         <w:t>Estrutura judicial. Muitas das mensagens em Jeremias apresentam uma estrutura e vocabulário judiciais. O cenário do tribunal é estabelecido no início do livro com a declaração do Senhor: “Trarei meu caso contra vocês... Trarei até acusações contra os filhos dos seus filhos nos anos vindouros” (</w:t>
       </w:r>
-      <w:hyperlink r:id="rId34">
-        <w:r>
-          <w:rPr>
-            <w:lang w:val="pt_PT" w:bidi="pt_PT"/>
-          </w:rPr>
-          <w:rPr>
-            <w:color w:val="0000EE"/>
-            <w:u w:val="single"/>
-          </w:rPr>
-          <w:t>Jer 2.9</w:t>
-        </w:r>
-      </w:hyperlink>
+      <w:r>
+        <w:rPr>
+          <w:lang w:val="pt_PT" w:bidi="pt_PT"/>
+        </w:rPr>
+        <w:t>Jer 2.9</w:t>
+      </w:r>
       <w:r>
         <w:rPr>
           <w:lang w:val="pt_PT" w:bidi="pt_PT"/>
@@ -937,18 +799,12 @@
         </w:rPr>
         <w:t>Uma batalha ocorreu no Antigo Testamento em Israel entre a adoração de ídolos pagãos e a adoração ao Senhor. Jeremias repetidamente lembrou aos israelitas de sua aliança com o Senhor e que Ele exigia sua verdadeira, sincera e exclusiva devoção. Em uma passagem crucial (</w:t>
       </w:r>
-      <w:hyperlink r:id="rId35">
-        <w:r>
-          <w:rPr>
-            <w:lang w:val="pt_PT" w:bidi="pt_PT"/>
-          </w:rPr>
-          <w:rPr>
-            <w:color w:val="0000EE"/>
-            <w:u w:val="single"/>
-          </w:rPr>
-          <w:t>Jr 10.1–16</w:t>
-        </w:r>
-      </w:hyperlink>
+      <w:r>
+        <w:rPr>
+          <w:lang w:val="pt_PT" w:bidi="pt_PT"/>
+        </w:rPr>
+        <w:t>Jr 10.1–16</w:t>
+      </w:r>
       <w:r>
         <w:rPr>
           <w:lang w:val="pt_PT" w:bidi="pt_PT"/>
@@ -997,54 +853,36 @@
         </w:rPr>
         <w:t xml:space="preserve">A descrição mais brilhante da misericórdia de Deus é encontrada nos capítulos </w:t>
       </w:r>
-      <w:hyperlink r:id="rId24">
-        <w:r>
-          <w:rPr>
-            <w:lang w:val="pt_PT" w:bidi="pt_PT"/>
-          </w:rPr>
-          <w:rPr>
-            <w:color w:val="0000EE"/>
-            <w:u w:val="single"/>
-          </w:rPr>
-          <w:t>30–33</w:t>
-        </w:r>
-      </w:hyperlink>
+      <w:r>
+        <w:rPr>
+          <w:lang w:val="pt_PT" w:bidi="pt_PT"/>
+        </w:rPr>
+        <w:t>30–33</w:t>
+      </w:r>
       <w:r>
         <w:rPr>
           <w:lang w:val="pt_PT" w:bidi="pt_PT"/>
         </w:rPr>
         <w:t>, que oferecem a promessa de uma nova aliança e um novo rei. Em vez de arrancar e derrubar, Deus plantaria e reconstruiria (</w:t>
       </w:r>
-      <w:hyperlink r:id="rId36">
-        <w:r>
-          <w:rPr>
-            <w:lang w:val="pt_PT" w:bidi="pt_PT"/>
-          </w:rPr>
-          <w:rPr>
-            <w:color w:val="0000EE"/>
-            <w:u w:val="single"/>
-          </w:rPr>
-          <w:t>1.10</w:t>
-        </w:r>
-      </w:hyperlink>
+      <w:r>
+        <w:rPr>
+          <w:lang w:val="pt_PT" w:bidi="pt_PT"/>
+        </w:rPr>
+        <w:t>1.10</w:t>
+      </w:r>
       <w:r>
         <w:rPr>
           <w:lang w:val="pt_PT" w:bidi="pt_PT"/>
         </w:rPr>
         <w:t xml:space="preserve">; </w:t>
       </w:r>
-      <w:hyperlink r:id="rId37">
-        <w:r>
-          <w:rPr>
-            <w:lang w:val="pt_PT" w:bidi="pt_PT"/>
-          </w:rPr>
-          <w:rPr>
-            <w:color w:val="0000EE"/>
-            <w:u w:val="single"/>
-          </w:rPr>
-          <w:t>31.28</w:t>
-        </w:r>
-      </w:hyperlink>
+      <w:r>
+        <w:rPr>
+          <w:lang w:val="pt_PT" w:bidi="pt_PT"/>
+        </w:rPr>
+        <w:t>31.28</w:t>
+      </w:r>
       <w:r>
         <w:rPr>
           <w:lang w:val="pt_PT" w:bidi="pt_PT"/>
@@ -1065,72 +903,48 @@
         </w:rPr>
         <w:t>Em tudo isso, o profeta Jeremias experimentou uma profunda tensão entre o comando do Senhor (</w:t>
       </w:r>
-      <w:hyperlink r:id="rId38">
-        <w:r>
-          <w:rPr>
-            <w:lang w:val="pt_PT" w:bidi="pt_PT"/>
-          </w:rPr>
-          <w:rPr>
-            <w:color w:val="0000EE"/>
-            <w:u w:val="single"/>
-          </w:rPr>
-          <w:t>1.17–19</w:t>
-        </w:r>
-      </w:hyperlink>
+      <w:r>
+        <w:rPr>
+          <w:lang w:val="pt_PT" w:bidi="pt_PT"/>
+        </w:rPr>
+        <w:t>1.17–19</w:t>
+      </w:r>
       <w:r>
         <w:rPr>
           <w:lang w:val="pt_PT" w:bidi="pt_PT"/>
         </w:rPr>
         <w:t xml:space="preserve">) e seus próprios desejos. O comando do Senhor era “Vá... e diga”, enquanto o profeta desejava manter a paz com seus vizinhos (veja </w:t>
       </w:r>
-      <w:hyperlink r:id="rId39">
-        <w:r>
-          <w:rPr>
-            <w:lang w:val="pt_PT" w:bidi="pt_PT"/>
-          </w:rPr>
-          <w:rPr>
-            <w:color w:val="0000EE"/>
-            <w:u w:val="single"/>
-          </w:rPr>
-          <w:t>20.8–9</w:t>
-        </w:r>
-      </w:hyperlink>
+      <w:r>
+        <w:rPr>
+          <w:lang w:val="pt_PT" w:bidi="pt_PT"/>
+        </w:rPr>
+        <w:t>20.8–9</w:t>
+      </w:r>
       <w:r>
         <w:rPr>
           <w:lang w:val="pt_PT" w:bidi="pt_PT"/>
         </w:rPr>
         <w:t>). Ele sentia uma profunda solidariedade com seu povo, e as terríveis palavras de julgamento e destruição que ele foi chamado a pronunciar cortavam profundamente sua própria alma. Mais do que qualquer outro profeta do Antigo Testamento, Jeremias nos deixou ver seu coração enquanto lutava para obedecer (</w:t>
       </w:r>
-      <w:hyperlink r:id="rId40">
-        <w:r>
-          <w:rPr>
-            <w:lang w:val="pt_PT" w:bidi="pt_PT"/>
-          </w:rPr>
-          <w:rPr>
-            <w:color w:val="0000EE"/>
-            <w:u w:val="single"/>
-          </w:rPr>
-          <w:t>15.16–18</w:t>
-        </w:r>
-      </w:hyperlink>
+      <w:r>
+        <w:rPr>
+          <w:lang w:val="pt_PT" w:bidi="pt_PT"/>
+        </w:rPr>
+        <w:t>15.16–18</w:t>
+      </w:r>
       <w:r>
         <w:rPr>
           <w:lang w:val="pt_PT" w:bidi="pt_PT"/>
         </w:rPr>
         <w:t xml:space="preserve">; cp. </w:t>
       </w:r>
-      <w:hyperlink r:id="rId41">
-        <w:r>
-          <w:rPr>
-            <w:lang w:val="pt_PT" w:bidi="pt_PT"/>
-          </w:rPr>
-          <w:rPr>
-            <w:color w:val="0000EE"/>
-            <w:u w:val="single"/>
-          </w:rPr>
-          <w:t>Mt 26.36–42</w:t>
-        </w:r>
-      </w:hyperlink>
+      <w:r>
+        <w:rPr>
+          <w:lang w:val="pt_PT" w:bidi="pt_PT"/>
+        </w:rPr>
+        <w:t>Mt 26.36–42</w:t>
+      </w:r>
       <w:r>
         <w:rPr>
           <w:lang w:val="pt_PT" w:bidi="pt_PT"/>
